--- a/ARTICULO_v5_CAMBIOS_RESALTADOS.docx
+++ b/ARTICULO_v5_CAMBIOS_RESALTADOS.docx
@@ -665,12 +665,12 @@
         <w:tblLayout w:type="fixed"/>
         <w:tblLook w:firstColumn="1" w:firstRow="1" w:lastColumn="0" w:lastRow="0" w:noHBand="0" w:noVBand="1" w:val="04A0"/>
         <w:tblBorders>
-          <w:top w:val="single" w:sz="4" w:space="0" w:color="000000"/>
-          <w:left w:val="single" w:sz="4" w:space="0" w:color="000000"/>
-          <w:bottom w:val="single" w:sz="4" w:space="0" w:color="000000"/>
-          <w:right w:val="single" w:sz="4" w:space="0" w:color="000000"/>
-          <w:insideH w:val="single" w:sz="4" w:space="0" w:color="000000"/>
-          <w:insideV w:val="single" w:sz="4" w:space="0" w:color="000000"/>
+          <w:top w:val="single" w:sz="6" w:space="0" w:color="000000"/>
+          <w:left w:val="none"/>
+          <w:bottom w:val="single" w:sz="6" w:space="0" w:color="000000"/>
+          <w:right w:val="none"/>
+          <w:insideH w:val="none"/>
+          <w:insideV w:val="none"/>
         </w:tblBorders>
       </w:tblPr>
       <w:tblGrid>
@@ -683,9 +683,14 @@
         <w:tc>
           <w:tcPr>
             <w:tcW w:type="dxa" w:w="2608"/>
-            <w:shd w:val="clear" w:color="auto" w:fill="D9D9D9"/>
+            <w:tcBorders>
+              <w:bottom w:val="single" w:sz="6" w:space="0" w:color="000000"/>
+            </w:tcBorders>
           </w:tcPr>
           <w:p>
+            <w:pPr>
+              <w:jc w:val="center"/>
+            </w:pPr>
             <w:r>
               <w:rPr>
                 <w:highlight w:val="yellow"/>
@@ -705,9 +710,14 @@
         <w:tc>
           <w:tcPr>
             <w:tcW w:type="dxa" w:w="2438"/>
-            <w:shd w:val="clear" w:color="auto" w:fill="D9D9D9"/>
+            <w:tcBorders>
+              <w:bottom w:val="single" w:sz="6" w:space="0" w:color="000000"/>
+            </w:tcBorders>
           </w:tcPr>
           <w:p>
+            <w:pPr>
+              <w:jc w:val="center"/>
+            </w:pPr>
             <w:r>
               <w:rPr>
                 <w:highlight w:val="yellow"/>
@@ -727,9 +737,14 @@
         <w:tc>
           <w:tcPr>
             <w:tcW w:type="dxa" w:w="2211"/>
-            <w:shd w:val="clear" w:color="auto" w:fill="D9D9D9"/>
+            <w:tcBorders>
+              <w:bottom w:val="single" w:sz="6" w:space="0" w:color="000000"/>
+            </w:tcBorders>
           </w:tcPr>
           <w:p>
+            <w:pPr>
+              <w:jc w:val="center"/>
+            </w:pPr>
             <w:r>
               <w:rPr>
                 <w:highlight w:val="yellow"/>
@@ -749,9 +764,14 @@
         <w:tc>
           <w:tcPr>
             <w:tcW w:type="dxa" w:w="2098"/>
-            <w:shd w:val="clear" w:color="auto" w:fill="D9D9D9"/>
+            <w:tcBorders>
+              <w:bottom w:val="single" w:sz="6" w:space="0" w:color="000000"/>
+            </w:tcBorders>
           </w:tcPr>
           <w:p>
+            <w:pPr>
+              <w:jc w:val="center"/>
+            </w:pPr>
             <w:r>
               <w:rPr>
                 <w:highlight w:val="yellow"/>
@@ -1225,17 +1245,19 @@
       </w:pPr>
       <w:r>
         <w:rPr>
+          <w:i/>
           <w:sz w:val="18"/>
           <w:highlight w:val="yellow"/>
         </w:rPr>
-        <w:t xml:space="preserve">Nota. </w:t>
-      </w:r>
-      <w:r>
-        <w:rPr>
+        <w:t>Nota.</w:t>
+      </w:r>
+      <w:r>
+        <w:rPr>
+          <w:i w:val="0"/>
           <w:sz w:val="18"/>
           <w:highlight w:val="yellow"/>
         </w:rPr>
-        <w:t xml:space="preserve">Elaboración propia a partir de las fuentes relacionadas en el apartado de referencias.</w:t>
+        <w:t xml:space="preserve"> Elaboración propia a partir de las fuentes relacionadas en el apartado de referencias.</w:t>
       </w:r>
     </w:p>
     <w:p>
